--- a/entregaveis/Matriz_Conformidade_Tortuga.docx
+++ b/entregaveis/Matriz_Conformidade_Tortuga.docx
@@ -1159,7 +1159,12 @@
               <w:rPr>
                 <w:sz w:val="19"/>
               </w:rPr>
-              <w:t>Confiança de risco agora editável (set_confidence.py); levantar FP por classe.</w:t>
+            </w:r>
+            <w:r>
+              <w:rPr>
+                <w:sz w:val="19"/>
+              </w:rPr>
+              <w:t>Confiança do detector calibrável por ESTAÇÃO (set_confidence.py / /config), registrada em cada evento e na auditoria; levantar FP por classe.</w:t>
             </w:r>
           </w:p>
         </w:tc>
